--- a/course-3_semester-1/AiPOS/lab1/Таблички.docx
+++ b/course-3_semester-1/AiPOS/lab1/Таблички.docx
@@ -3,54 +3,10 @@
 <w:document xmlns:wpc="http://schemas.microsoft.com/office/word/2010/wordprocessingCanvas" xmlns:cx="http://schemas.microsoft.com/office/drawing/2014/chartex" xmlns:cx1="http://schemas.microsoft.com/office/drawing/2015/9/8/chartex" xmlns:cx2="http://schemas.microsoft.com/office/drawing/2015/10/21/chartex" xmlns:cx3="http://schemas.microsoft.com/office/drawing/2016/5/9/chartex" xmlns:cx4="http://schemas.microsoft.com/office/drawing/2016/5/10/chartex" xmlns:cx5="http://schemas.microsoft.com/office/drawing/2016/5/11/chartex" xmlns:cx6="http://schemas.microsoft.com/office/drawing/2016/5/12/chartex" xmlns:cx7="http://schemas.microsoft.com/office/drawing/2016/5/13/chartex" xmlns:cx8="http://schemas.microsoft.com/office/drawing/2016/5/14/chartex" xmlns:mc="http://schemas.openxmlformats.org/markup-compatibility/2006" xmlns:aink="http://schemas.microsoft.com/office/drawing/2016/ink" xmlns:am3d="http://schemas.microsoft.com/office/drawing/2017/model3d" xmlns:o="urn:schemas-microsoft-com:office:office" xmlns:oel="http://schemas.microsoft.com/office/2019/extlst" xmlns:r="http://schemas.openxmlformats.org/officeDocument/2006/relationships" xmlns:m="http://schemas.openxmlformats.org/officeDocument/2006/math" xmlns:v="urn:schemas-microsoft-com:vml" xmlns:wp14="http://schemas.microsoft.com/office/word/2010/wordprocessingDrawing" xmlns:wp="http://schemas.openxmlformats.org/drawingml/2006/wordprocessingDrawing" xmlns:w10="urn:schemas-microsoft-com:office:word" xmlns:w="http://schemas.openxmlformats.org/wordprocessingml/2006/main" xmlns:w14="http://schemas.microsoft.com/office/word/2010/wordml" xmlns:w15="http://schemas.microsoft.com/office/word/2012/wordml" xmlns:w16cex="http://schemas.microsoft.com/office/word/2018/wordml/cex" xmlns:w16cid="http://schemas.microsoft.com/office/word/2016/wordml/cid" xmlns:w16="http://schemas.microsoft.com/office/word/2018/wordml" xmlns:w16du="http://schemas.microsoft.com/office/word/2023/wordml/word16du" xmlns:w16sdtdh="http://schemas.microsoft.com/office/word/2020/wordml/sdtdatahash" xmlns:w16sdtfl="http://schemas.microsoft.com/office/word/2024/wordml/sdtformatlock" xmlns:w16se="http://schemas.microsoft.com/office/word/2015/wordml/symex" xmlns:wpg="http://schemas.microsoft.com/office/word/2010/wordprocessingGroup" xmlns:wpi="http://schemas.microsoft.com/office/word/2010/wordprocessingInk" xmlns:wne="http://schemas.microsoft.com/office/word/2006/wordml" xmlns:wps="http://schemas.microsoft.com/office/word/2010/wordprocessingShape" mc:Ignorable="w14 w15 w16se w16cid w16 w16cex w16sdtdh w16sdtfl w16du wp14">
   <w:body>
     <w:p>
-      <w:pPr>
-        <w:rPr>
-          <w:lang w:val="en-US"/>
-        </w:rPr>
-      </w:pPr>
       <w:r>
         <w:rPr>
           <w:noProof/>
         </w:rPr>
-        <w:drawing>
-          <wp:inline distT="0" distB="0" distL="0" distR="0" wp14:anchorId="735B643E" wp14:editId="1421A0C0">
-            <wp:extent cx="4391638" cy="543001"/>
-            <wp:effectExtent l="0" t="0" r="0" b="9525"/>
-            <wp:docPr id="1" name="Рисунок 1"/>
-            <wp:cNvGraphicFramePr>
-              <a:graphicFrameLocks xmlns:a="http://schemas.openxmlformats.org/drawingml/2006/main" noChangeAspect="1"/>
-            </wp:cNvGraphicFramePr>
-            <a:graphic xmlns:a="http://schemas.openxmlformats.org/drawingml/2006/main">
-              <a:graphicData uri="http://schemas.openxmlformats.org/drawingml/2006/picture">
-                <pic:pic xmlns:pic="http://schemas.openxmlformats.org/drawingml/2006/picture">
-                  <pic:nvPicPr>
-                    <pic:cNvPr id="1" name=""/>
-                    <pic:cNvPicPr/>
-                  </pic:nvPicPr>
-                  <pic:blipFill>
-                    <a:blip r:embed="rId4"/>
-                    <a:stretch>
-                      <a:fillRect/>
-                    </a:stretch>
-                  </pic:blipFill>
-                  <pic:spPr>
-                    <a:xfrm>
-                      <a:off x="0" y="0"/>
-                      <a:ext cx="4391638" cy="543001"/>
-                    </a:xfrm>
-                    <a:prstGeom prst="rect">
-                      <a:avLst/>
-                    </a:prstGeom>
-                  </pic:spPr>
-                </pic:pic>
-              </a:graphicData>
-            </a:graphic>
-          </wp:inline>
-        </w:drawing>
-      </w:r>
-    </w:p>
-    <w:p>
-      <w:r>
         <w:drawing>
           <wp:inline distT="0" distB="0" distL="0" distR="0" wp14:anchorId="4980B469" wp14:editId="3AA6BE94">
             <wp:extent cx="5496692" cy="762106"/>
@@ -67,7 +23,7 @@
                     <pic:cNvPicPr/>
                   </pic:nvPicPr>
                   <pic:blipFill>
-                    <a:blip r:embed="rId5"/>
+                    <a:blip r:embed="rId4"/>
                     <a:stretch>
                       <a:fillRect/>
                     </a:stretch>
@@ -272,14 +228,25 @@
                 <w:lang w:eastAsia="ru-RU"/>
               </w:rPr>
             </w:pPr>
-            <w:r>
-              <w:rPr>
-                <w:rFonts w:ascii="Times New Roman" w:eastAsia="Times New Roman" w:hAnsi="Times New Roman" w:cs="Times New Roman"/>
-                <w:sz w:val="24"/>
-                <w:szCs w:val="24"/>
-                <w:lang w:val="en-US" w:eastAsia="ru-RU"/>
-              </w:rPr>
-              <w:t>14:13:33:e5:72:0f</w:t>
+            <w:proofErr w:type="gramStart"/>
+            <w:r>
+              <w:rPr>
+                <w:rFonts w:ascii="Times New Roman" w:eastAsia="Times New Roman" w:hAnsi="Times New Roman" w:cs="Times New Roman"/>
+                <w:sz w:val="24"/>
+                <w:szCs w:val="24"/>
+                <w:lang w:val="en-US" w:eastAsia="ru-RU"/>
+              </w:rPr>
+              <w:t>14:13:33:e</w:t>
+            </w:r>
+            <w:proofErr w:type="gramEnd"/>
+            <w:r>
+              <w:rPr>
+                <w:rFonts w:ascii="Times New Roman" w:eastAsia="Times New Roman" w:hAnsi="Times New Roman" w:cs="Times New Roman"/>
+                <w:sz w:val="24"/>
+                <w:szCs w:val="24"/>
+                <w:lang w:val="en-US" w:eastAsia="ru-RU"/>
+              </w:rPr>
+              <w:t>5:72:0f</w:t>
             </w:r>
           </w:p>
         </w:tc>
@@ -570,6 +537,7 @@
       </w:pPr>
       <w:r>
         <w:rPr>
+          <w:noProof/>
           <w:lang w:val="en-US"/>
         </w:rPr>
         <w:drawing>
@@ -588,7 +556,7 @@
                     <pic:cNvPicPr/>
                   </pic:nvPicPr>
                   <pic:blipFill>
-                    <a:blip r:embed="rId6"/>
+                    <a:blip r:embed="rId5"/>
                     <a:stretch>
                       <a:fillRect/>
                     </a:stretch>
@@ -794,14 +762,45 @@
                 <w:lang w:eastAsia="ru-RU"/>
               </w:rPr>
             </w:pPr>
-            <w:r>
-              <w:rPr>
-                <w:rFonts w:ascii="Times New Roman" w:eastAsia="Times New Roman" w:hAnsi="Times New Roman" w:cs="Times New Roman"/>
-                <w:sz w:val="24"/>
-                <w:szCs w:val="24"/>
-                <w:lang w:val="en-US" w:eastAsia="ru-RU"/>
-              </w:rPr>
-              <w:t>08:d5:9d:63:9b:c4</w:t>
+            <w:proofErr w:type="gramStart"/>
+            <w:r>
+              <w:rPr>
+                <w:rFonts w:ascii="Times New Roman" w:eastAsia="Times New Roman" w:hAnsi="Times New Roman" w:cs="Times New Roman"/>
+                <w:sz w:val="24"/>
+                <w:szCs w:val="24"/>
+                <w:lang w:val="en-US" w:eastAsia="ru-RU"/>
+              </w:rPr>
+              <w:t>08:d</w:t>
+            </w:r>
+            <w:proofErr w:type="gramEnd"/>
+            <w:r>
+              <w:rPr>
+                <w:rFonts w:ascii="Times New Roman" w:eastAsia="Times New Roman" w:hAnsi="Times New Roman" w:cs="Times New Roman"/>
+                <w:sz w:val="24"/>
+                <w:szCs w:val="24"/>
+                <w:lang w:val="en-US" w:eastAsia="ru-RU"/>
+              </w:rPr>
+              <w:t>5:9</w:t>
+            </w:r>
+            <w:proofErr w:type="gramStart"/>
+            <w:r>
+              <w:rPr>
+                <w:rFonts w:ascii="Times New Roman" w:eastAsia="Times New Roman" w:hAnsi="Times New Roman" w:cs="Times New Roman"/>
+                <w:sz w:val="24"/>
+                <w:szCs w:val="24"/>
+                <w:lang w:val="en-US" w:eastAsia="ru-RU"/>
+              </w:rPr>
+              <w:t>d:63:9</w:t>
+            </w:r>
+            <w:proofErr w:type="gramEnd"/>
+            <w:r>
+              <w:rPr>
+                <w:rFonts w:ascii="Times New Roman" w:eastAsia="Times New Roman" w:hAnsi="Times New Roman" w:cs="Times New Roman"/>
+                <w:sz w:val="24"/>
+                <w:szCs w:val="24"/>
+                <w:lang w:val="en-US" w:eastAsia="ru-RU"/>
+              </w:rPr>
+              <w:t>b:c4</w:t>
             </w:r>
           </w:p>
         </w:tc>
@@ -977,14 +976,25 @@
                 <w:lang w:val="en-US" w:eastAsia="ru-RU"/>
               </w:rPr>
             </w:pPr>
-            <w:r>
-              <w:rPr>
-                <w:rFonts w:ascii="Times New Roman" w:eastAsia="Times New Roman" w:hAnsi="Times New Roman" w:cs="Times New Roman"/>
-                <w:sz w:val="24"/>
-                <w:szCs w:val="24"/>
-                <w:lang w:val="en-US" w:eastAsia="ru-RU"/>
-              </w:rPr>
-              <w:t>14:13:33:e5:72:0f</w:t>
+            <w:proofErr w:type="gramStart"/>
+            <w:r>
+              <w:rPr>
+                <w:rFonts w:ascii="Times New Roman" w:eastAsia="Times New Roman" w:hAnsi="Times New Roman" w:cs="Times New Roman"/>
+                <w:sz w:val="24"/>
+                <w:szCs w:val="24"/>
+                <w:lang w:val="en-US" w:eastAsia="ru-RU"/>
+              </w:rPr>
+              <w:t>14:13:33:e</w:t>
+            </w:r>
+            <w:proofErr w:type="gramEnd"/>
+            <w:r>
+              <w:rPr>
+                <w:rFonts w:ascii="Times New Roman" w:eastAsia="Times New Roman" w:hAnsi="Times New Roman" w:cs="Times New Roman"/>
+                <w:sz w:val="24"/>
+                <w:szCs w:val="24"/>
+                <w:lang w:val="en-US" w:eastAsia="ru-RU"/>
+              </w:rPr>
+              <w:t>5:72:0f</w:t>
             </w:r>
           </w:p>
         </w:tc>
